--- a/docs/Budgets/NUEVOS PRESUPUESTOS PARA IMPRIMIR/PRESUPUESTO DE FIV CON SEMEN DONADO.docx
+++ b/docs/Budgets/NUEVOS PRESUPUESTOS PARA IMPRIMIR/PRESUPUESTO DE FIV CON SEMEN DONADO.docx
@@ -40,7 +40,7 @@
         <w:rPr>
           <w:rtl w:val="0"/>
         </w:rPr>
-        <w:t xml:space="preserve">PACIENTE:HINOJOSA ALCAZAR FLOR MELINA</w:t>
+        <w:t>PACIENTE:Paciente de Ejemplo</w:t>
         <w:tab/>
         <w:tab/>
         <w:tab/>
